--- a/zht/docx/018.content.docx
+++ b/zht/docx/018.content.docx
@@ -218,36 +218,26 @@
         </w:rPr>
         <w:t>是一個天使長的名字。 天使長是擁有特別</w:t>
       </w:r>
-      <w:hyperlink r:id="rId13">
-        <w:r>
-          <w:rPr>
-            <w:lang w:val="zh_TW" w:bidi="zh_TW"/>
-          </w:rPr>
-          <w:rPr>
-            <w:color w:val="0000EE"/>
-            <w:u w:val="single"/>
-          </w:rPr>
-          <w:t>權柄</w:t>
-        </w:r>
-      </w:hyperlink>
+      <w:r>
+        <w:rPr>
+          <w:b/>
+          <w:lang w:val="zh_TW" w:bidi="zh_TW"/>
+        </w:rPr>
+        <w:t>權柄</w:t>
+      </w:r>
       <w:r>
         <w:rPr>
           <w:lang w:val="zh_TW" w:bidi="zh_TW"/>
         </w:rPr>
         <w:t>的</w:t>
       </w:r>
-      <w:hyperlink r:id="rId14">
-        <w:r>
-          <w:rPr>
-            <w:lang w:val="zh_TW" w:bidi="zh_TW"/>
-          </w:rPr>
-          <w:rPr>
-            <w:color w:val="0000EE"/>
-            <w:u w:val="single"/>
-          </w:rPr>
-          <w:t>天使</w:t>
-        </w:r>
-      </w:hyperlink>
+      <w:r>
+        <w:rPr>
+          <w:b/>
+          <w:lang w:val="zh_TW" w:bidi="zh_TW"/>
+        </w:rPr>
+        <w:t>天使</w:t>
+      </w:r>
       <w:r>
         <w:rPr>
           <w:lang w:val="zh_TW" w:bidi="zh_TW"/>
@@ -256,60 +246,48 @@
       </w:r>
       <w:r>
         <w:rPr>
+          <w:lang w:val="zh_TW" w:bidi="zh_TW"/>
+        </w:rPr>
+        <w:t>異象</w:t>
+      </w:r>
+      <w:r>
+        <w:rPr>
+          <w:lang w:val="zh_TW" w:bidi="zh_TW"/>
+        </w:rPr>
+        <w:t>的意義。 在新約聖經中，加百列向撒迦利亞顯現，告訴他，儘管他的妻子已經老了，但她將生一個兒子。 這個孩子就是後來的</w:t>
+      </w:r>
+      <w:r>
+        <w:rPr>
           <w:b/>
           <w:lang w:val="zh_TW" w:bidi="zh_TW"/>
         </w:rPr>
-        <w:t>異象</w:t>
-      </w:r>
-      <w:r>
-        <w:rPr>
-          <w:lang w:val="zh_TW" w:bidi="zh_TW"/>
-        </w:rPr>
-        <w:t>的意義。 在新約聖經中，加百列向撒迦利亞顯現，告訴他，儘管他的妻子已經老了，但她將生一個兒子。 這個孩子就是後來的</w:t>
+        <w:t>施洗約翰</w:t>
+      </w:r>
+      <w:r>
+        <w:rPr>
+          <w:lang w:val="zh_TW" w:bidi="zh_TW"/>
+        </w:rPr>
+        <w:t>。 此後不久，加百列向童女</w:t>
+      </w:r>
+      <w:r>
+        <w:rPr>
+          <w:lang w:val="zh_TW" w:bidi="zh_TW"/>
+        </w:rPr>
+        <w:t>馬利亞</w:t>
+      </w:r>
+      <w:r>
+        <w:rPr>
+          <w:lang w:val="zh_TW" w:bidi="zh_TW"/>
+        </w:rPr>
+        <w:t>顯現，並告訴她，她將因著神的能力懷孕。 她所生的兒子，將永遠作王，祂是</w:t>
       </w:r>
       <w:r>
         <w:rPr>
           <w:b/>
           <w:lang w:val="zh_TW" w:bidi="zh_TW"/>
         </w:rPr>
-        <w:t>施洗約翰</w:t>
-      </w:r>
-      <w:r>
-        <w:rPr>
-          <w:lang w:val="zh_TW" w:bidi="zh_TW"/>
-        </w:rPr>
-        <w:t>。 此後不久，加百列向童女</w:t>
-      </w:r>
-      <w:hyperlink r:id="rId15">
-        <w:r>
-          <w:rPr>
-            <w:lang w:val="zh_TW" w:bidi="zh_TW"/>
-          </w:rPr>
-          <w:rPr>
-            <w:color w:val="0000EE"/>
-            <w:u w:val="single"/>
-          </w:rPr>
-          <w:t>馬利亞</w:t>
-        </w:r>
-      </w:hyperlink>
-      <w:r>
-        <w:rPr>
-          <w:lang w:val="zh_TW" w:bidi="zh_TW"/>
-        </w:rPr>
-        <w:t>顯現，並告訴她，她將因著神的能力懷孕。 她所生的兒子，將永遠作王，祂是</w:t>
-      </w:r>
-      <w:hyperlink r:id="rId16">
-        <w:r>
-          <w:rPr>
-            <w:lang w:val="zh_TW" w:bidi="zh_TW"/>
-          </w:rPr>
-          <w:rPr>
-            <w:color w:val="0000EE"/>
-            <w:u w:val="single"/>
-          </w:rPr>
-          <w:t>神的兒子</w:t>
-        </w:r>
-      </w:hyperlink>
+        <w:t>神的兒子</w:t>
+      </w:r>
       <w:r>
         <w:rPr>
           <w:lang w:val="zh_TW" w:bidi="zh_TW"/>
@@ -377,36 +355,26 @@
         </w:rPr>
         <w:t>是一個地區，它大致的位置是，東邊的</w:t>
       </w:r>
-      <w:hyperlink r:id="rId17">
-        <w:r>
-          <w:rPr>
-            <w:lang w:val="zh_TW" w:bidi="zh_TW"/>
-          </w:rPr>
-          <w:rPr>
-            <w:color w:val="0000EE"/>
-            <w:u w:val="single"/>
-          </w:rPr>
-          <w:t>約旦河</w:t>
-        </w:r>
-      </w:hyperlink>
+      <w:r>
+        <w:rPr>
+          <w:b/>
+          <w:lang w:val="zh_TW" w:bidi="zh_TW"/>
+        </w:rPr>
+        <w:t>約旦河</w:t>
+      </w:r>
       <w:r>
         <w:rPr>
           <w:lang w:val="zh_TW" w:bidi="zh_TW"/>
         </w:rPr>
         <w:t>與西邊的地中海之間的一塊土地。 這個地區包括今天的</w:t>
       </w:r>
-      <w:hyperlink r:id="rId18">
-        <w:r>
-          <w:rPr>
-            <w:lang w:val="zh_TW" w:bidi="zh_TW"/>
-          </w:rPr>
-          <w:rPr>
-            <w:color w:val="0000EE"/>
-            <w:u w:val="single"/>
-          </w:rPr>
-          <w:t>以色列</w:t>
-        </w:r>
-      </w:hyperlink>
+      <w:r>
+        <w:rPr>
+          <w:b/>
+          <w:lang w:val="zh_TW" w:bidi="zh_TW"/>
+        </w:rPr>
+        <w:t>以色列</w:t>
+      </w:r>
       <w:r>
         <w:rPr>
           <w:lang w:val="zh_TW" w:bidi="zh_TW"/>
@@ -427,18 +395,12 @@
         </w:rPr>
         <w:t>神呼召</w:t>
       </w:r>
-      <w:hyperlink r:id="rId19">
-        <w:r>
-          <w:rPr>
-            <w:lang w:val="zh_TW" w:bidi="zh_TW"/>
-          </w:rPr>
-          <w:rPr>
-            <w:color w:val="0000EE"/>
-            <w:u w:val="single"/>
-          </w:rPr>
-          <w:t>亞伯拉罕</w:t>
-        </w:r>
-      </w:hyperlink>
+      <w:r>
+        <w:rPr>
+          <w:lang w:val="zh_TW" w:bidi="zh_TW"/>
+        </w:rPr>
+        <w:t>亞伯拉罕</w:t>
+      </w:r>
       <w:r>
         <w:rPr>
           <w:lang w:val="zh_TW" w:bidi="zh_TW"/>
@@ -475,47 +437,36 @@
       </w:r>
       <w:r>
         <w:rPr>
+          <w:lang w:val="zh_TW" w:bidi="zh_TW"/>
+        </w:rPr>
+        <w:t>以色列人</w:t>
+      </w:r>
+      <w:r>
+        <w:rPr>
+          <w:lang w:val="zh_TW" w:bidi="zh_TW"/>
+        </w:rPr>
+        <w:t>，被拯救脫離在埃及的奴役時，神將他們帶回迦南。 神給了他們一項任務，要他們趕走迦南人，並接管那地。 神將這地賜給以色列人。 神想在以色列人中建立一個</w:t>
+      </w:r>
+      <w:r>
+        <w:rPr>
           <w:b/>
           <w:lang w:val="zh_TW" w:bidi="zh_TW"/>
         </w:rPr>
-        <w:t>以色列人</w:t>
-      </w:r>
-      <w:r>
-        <w:rPr>
-          <w:lang w:val="zh_TW" w:bidi="zh_TW"/>
-        </w:rPr>
-        <w:t>，被拯救脫離在埃及的奴役時，神將他們帶回迦南。 神給了他們一項任務，要他們趕走迦南人，並接管那地。 神將這地賜給以色列人。 神想在以色列人中建立一個</w:t>
-      </w:r>
-      <w:hyperlink r:id="rId20">
-        <w:r>
-          <w:rPr>
-            <w:lang w:val="zh_TW" w:bidi="zh_TW"/>
-          </w:rPr>
-          <w:rPr>
-            <w:color w:val="0000EE"/>
-            <w:u w:val="single"/>
-          </w:rPr>
-          <w:t>國</w:t>
-        </w:r>
-      </w:hyperlink>
+        <w:t>國</w:t>
+      </w:r>
       <w:r>
         <w:rPr>
           <w:lang w:val="zh_TW" w:bidi="zh_TW"/>
         </w:rPr>
         <w:t>，祂要藉著以色列人，</w:t>
       </w:r>
-      <w:hyperlink r:id="rId21">
-        <w:r>
-          <w:rPr>
-            <w:lang w:val="zh_TW" w:bidi="zh_TW"/>
-          </w:rPr>
-          <w:rPr>
-            <w:color w:val="0000EE"/>
-            <w:u w:val="single"/>
-          </w:rPr>
-          <w:t>祝福</w:t>
-        </w:r>
-      </w:hyperlink>
+      <w:r>
+        <w:rPr>
+          <w:b/>
+          <w:lang w:val="zh_TW" w:bidi="zh_TW"/>
+        </w:rPr>
+        <w:t>祝福</w:t>
+      </w:r>
       <w:r>
         <w:rPr>
           <w:lang w:val="zh_TW" w:bidi="zh_TW"/>
@@ -524,7 +475,6 @@
       </w:r>
       <w:r>
         <w:rPr>
-          <w:b/>
           <w:lang w:val="zh_TW" w:bidi="zh_TW"/>
         </w:rPr>
         <w:t>敬拜</w:t>
@@ -537,7 +487,6 @@
       </w:r>
       <w:r>
         <w:rPr>
-          <w:b/>
           <w:lang w:val="zh_TW" w:bidi="zh_TW"/>
         </w:rPr>
         <w:t>誡命</w:t>
@@ -656,18 +605,13 @@
         </w:rPr>
         <w:t>家譜可以涵蓋許多</w:t>
       </w:r>
-      <w:hyperlink r:id="rId22">
-        <w:r>
-          <w:rPr>
-            <w:lang w:val="zh_TW" w:bidi="zh_TW"/>
-          </w:rPr>
-          <w:rPr>
-            <w:color w:val="0000EE"/>
-            <w:u w:val="single"/>
-          </w:rPr>
-          <w:t>世代</w:t>
-        </w:r>
-      </w:hyperlink>
+      <w:r>
+        <w:rPr>
+          <w:b/>
+          <w:lang w:val="zh_TW" w:bidi="zh_TW"/>
+        </w:rPr>
+        <w:t>世代</w:t>
+      </w:r>
       <w:r>
         <w:rPr>
           <w:lang w:val="zh_TW" w:bidi="zh_TW"/>
